--- a/flow/20230927_hours/drafts/2026-04-u/28.04.docx
+++ b/flow/20230927_hours/drafts/2026-04-u/28.04.docx
@@ -1542,7 +1542,7 @@
           <w:color w:val="FF4400"/>
           <w:sz w:val="24"/>
         </w:rPr>
-        <w:t>Кондак (г. 8):</w:t>
+        <w:t xml:space="preserve">Кондак (г. 2): </w:t>
       </w:r>
       <w:r>
         <w:rPr>
@@ -1550,15 +1550,7 @@
           <w:color w:val="000000"/>
           <w:sz w:val="24"/>
         </w:rPr>
-        <w:t xml:space="preserve"> </w:t>
-      </w:r>
-      <w:r>
-        <w:rPr>
-          <w:rFonts w:ascii="Times New Roman" w:hAnsi="Times New Roman"/>
-          <w:color w:val="000000"/>
-          <w:sz w:val="24"/>
-        </w:rPr>
-        <w:t>Lorem ipsum</w:t>
+        <w:t>Ра́дуватися мироно́сицям повелі́в Ти,* плач прама́тері Є́ви втихомири́в Ти воскресі́нням Твої́м, Хри́сте Бо́же,* апо́столам же Твої́м пропові́дувати повелі́в Ти:* Спас воскре́с із гро́бу.</w:t>
       </w:r>
     </w:p>
     <w:p>
@@ -6377,7 +6369,7 @@
           <w:color w:val="FF4400"/>
           <w:sz w:val="24"/>
         </w:rPr>
-        <w:t>Кондак (г. 8):</w:t>
+        <w:t xml:space="preserve">Кондак (г. 2): </w:t>
       </w:r>
       <w:r>
         <w:rPr>
@@ -6385,15 +6377,7 @@
           <w:color w:val="000000"/>
           <w:sz w:val="24"/>
         </w:rPr>
-        <w:t xml:space="preserve"> </w:t>
-      </w:r>
-      <w:r>
-        <w:rPr>
-          <w:rFonts w:ascii="Times New Roman" w:hAnsi="Times New Roman"/>
-          <w:color w:val="000000"/>
-          <w:sz w:val="24"/>
-        </w:rPr>
-        <w:t>Lorem ipsum</w:t>
+        <w:t>Ра́дуватися мироно́сицям повелі́в Ти,* плач прама́тері Є́ви втихомири́в Ти воскресі́нням Твої́м, Хри́сте Бо́же,* апо́столам же Твої́м пропові́дувати повелі́в Ти:* Спас воскре́с із гро́бу.</w:t>
       </w:r>
     </w:p>
     <w:bookmarkEnd w:id="0"/>
